--- a/worksheets/L10_CipherRoom_Worksheet.docx
+++ b/worksheets/L10_CipherRoom_Worksheet.docx
@@ -558,7 +558,7 @@
                 <w:sz w:val="21"/>
                 <w:szCs w:val="21"/>
               </w:rPr>
-              <w:t xml:space="preserve">What is ROT13 used for? How does it work? What is the relationship between ROT13 and the Romans?</w:t>
+              <w:t xml:space="preserve">Shift every letter of MEET AT NOON forward by 5 places. Swap with a partner and decode theirs. What would make this code harder to crack?</w:t>
             </w:r>
           </w:p>
           <w:tbl>
@@ -1411,6 +1411,218 @@
               </w:tc>
             </w:tr>
           </w:tbl>
+          <w:p>
+            <w:pPr>
+              <w:keepNext/>
+              <w:spacing w:after="60" w:before="120"/>
+            </w:pPr>
+            <w:r>
+              <w:rPr>
+                <w:rFonts w:ascii="Arial" w:cs="Arial" w:eastAsia="Arial" w:hAnsi="Arial"/>
+                <w:b/>
+                <w:bCs/>
+                <w:sz w:val="21"/>
+                <w:szCs w:val="21"/>
+              </w:rPr>
+              <w:t xml:space="preserve">What is the purpose of encryption?</w:t>
+            </w:r>
+          </w:p>
+          <w:tbl>
+            <w:tblPr>
+              <w:tblW w:type="dxa" w:w="10026"/>
+              <w:tblBorders>
+                <w:top w:val="single" w:color="auto" w:sz="4"/>
+                <w:left w:val="single" w:color="auto" w:sz="4"/>
+                <w:bottom w:val="single" w:color="auto" w:sz="4"/>
+                <w:right w:val="single" w:color="auto" w:sz="4"/>
+                <w:insideH w:val="single" w:color="auto" w:sz="4"/>
+                <w:insideV w:val="single" w:color="auto" w:sz="4"/>
+              </w:tblBorders>
+            </w:tblPr>
+            <w:tblGrid>
+              <w:gridCol w:w="10026"/>
+            </w:tblGrid>
+            <w:tr>
+              <w:trPr>
+                <w:cantSplit/>
+                <w:trHeight w:val="460" w:hRule="exact"/>
+              </w:trPr>
+              <w:tc>
+                <w:tcPr>
+                  <w:tcW w:type="dxa" w:w="10026"/>
+                  <w:tcBorders>
+                    <w:top w:val="none" w:color="FFFFFF" w:sz="0"/>
+                    <w:left w:val="none" w:color="FFFFFF" w:sz="0"/>
+                    <w:bottom w:val="dotted" w:color="9AA8BC" w:sz="6"/>
+                    <w:right w:val="none" w:color="FFFFFF" w:sz="0"/>
+                  </w:tcBorders>
+                  <w:tcMar>
+                    <w:left w:type="dxa" w:w="0"/>
+                    <w:bottom w:type="dxa" w:w="20"/>
+                    <w:right w:type="dxa" w:w="0"/>
+                  </w:tcMar>
+                  <w:vAlign w:val="bottom"/>
+                </w:tcPr>
+                <w:p>
+                  <w:pPr>
+                    <w:spacing w:after="0" w:before="0"/>
+                  </w:pPr>
+                  <w:r>
+                    <w:rPr>
+                      <w:rFonts w:ascii="Arial" w:cs="Arial" w:eastAsia="Arial" w:hAnsi="Arial"/>
+                      <w:color w:val="5A6B85"/>
+                      <w:sz w:val="21"/>
+                      <w:szCs w:val="21"/>
+                    </w:rPr>
+                    <w:t xml:space="preserve"/>
+                  </w:r>
+                </w:p>
+              </w:tc>
+            </w:tr>
+            <w:tr>
+              <w:trPr>
+                <w:cantSplit/>
+                <w:trHeight w:val="460" w:hRule="exact"/>
+              </w:trPr>
+              <w:tc>
+                <w:tcPr>
+                  <w:tcW w:type="dxa" w:w="10026"/>
+                  <w:tcBorders>
+                    <w:top w:val="none" w:color="FFFFFF" w:sz="0"/>
+                    <w:left w:val="none" w:color="FFFFFF" w:sz="0"/>
+                    <w:bottom w:val="dotted" w:color="9AA8BC" w:sz="6"/>
+                    <w:right w:val="none" w:color="FFFFFF" w:sz="0"/>
+                  </w:tcBorders>
+                  <w:tcMar>
+                    <w:left w:type="dxa" w:w="0"/>
+                    <w:bottom w:type="dxa" w:w="20"/>
+                    <w:right w:type="dxa" w:w="0"/>
+                  </w:tcMar>
+                  <w:vAlign w:val="bottom"/>
+                </w:tcPr>
+                <w:p>
+                  <w:pPr>
+                    <w:spacing w:after="0" w:before="0"/>
+                  </w:pPr>
+                  <w:r>
+                    <w:rPr>
+                      <w:rFonts w:ascii="Arial" w:cs="Arial" w:eastAsia="Arial" w:hAnsi="Arial"/>
+                      <w:color w:val="5A6B85"/>
+                      <w:sz w:val="21"/>
+                      <w:szCs w:val="21"/>
+                    </w:rPr>
+                    <w:t xml:space="preserve"/>
+                  </w:r>
+                </w:p>
+              </w:tc>
+            </w:tr>
+          </w:tbl>
+          <w:p>
+            <w:pPr>
+              <w:keepNext/>
+              <w:spacing w:after="60" w:before="120"/>
+            </w:pPr>
+            <w:r>
+              <w:rPr>
+                <w:rFonts w:ascii="Arial" w:cs="Arial" w:eastAsia="Arial" w:hAnsi="Arial"/>
+                <w:b/>
+                <w:bCs/>
+                <w:sz w:val="21"/>
+                <w:szCs w:val="21"/>
+              </w:rPr>
+              <w:t xml:space="preserve">Why is encryption especially important for wireless networks?</w:t>
+            </w:r>
+          </w:p>
+          <w:tbl>
+            <w:tblPr>
+              <w:tblW w:type="dxa" w:w="10026"/>
+              <w:tblBorders>
+                <w:top w:val="single" w:color="auto" w:sz="4"/>
+                <w:left w:val="single" w:color="auto" w:sz="4"/>
+                <w:bottom w:val="single" w:color="auto" w:sz="4"/>
+                <w:right w:val="single" w:color="auto" w:sz="4"/>
+                <w:insideH w:val="single" w:color="auto" w:sz="4"/>
+                <w:insideV w:val="single" w:color="auto" w:sz="4"/>
+              </w:tblBorders>
+            </w:tblPr>
+            <w:tblGrid>
+              <w:gridCol w:w="10026"/>
+            </w:tblGrid>
+            <w:tr>
+              <w:trPr>
+                <w:cantSplit/>
+                <w:trHeight w:val="460" w:hRule="exact"/>
+              </w:trPr>
+              <w:tc>
+                <w:tcPr>
+                  <w:tcW w:type="dxa" w:w="10026"/>
+                  <w:tcBorders>
+                    <w:top w:val="none" w:color="FFFFFF" w:sz="0"/>
+                    <w:left w:val="none" w:color="FFFFFF" w:sz="0"/>
+                    <w:bottom w:val="dotted" w:color="9AA8BC" w:sz="6"/>
+                    <w:right w:val="none" w:color="FFFFFF" w:sz="0"/>
+                  </w:tcBorders>
+                  <w:tcMar>
+                    <w:left w:type="dxa" w:w="0"/>
+                    <w:bottom w:type="dxa" w:w="20"/>
+                    <w:right w:type="dxa" w:w="0"/>
+                  </w:tcMar>
+                  <w:vAlign w:val="bottom"/>
+                </w:tcPr>
+                <w:p>
+                  <w:pPr>
+                    <w:spacing w:after="0" w:before="0"/>
+                  </w:pPr>
+                  <w:r>
+                    <w:rPr>
+                      <w:rFonts w:ascii="Arial" w:cs="Arial" w:eastAsia="Arial" w:hAnsi="Arial"/>
+                      <w:color w:val="5A6B85"/>
+                      <w:sz w:val="21"/>
+                      <w:szCs w:val="21"/>
+                    </w:rPr>
+                    <w:t xml:space="preserve"/>
+                  </w:r>
+                </w:p>
+              </w:tc>
+            </w:tr>
+            <w:tr>
+              <w:trPr>
+                <w:cantSplit/>
+                <w:trHeight w:val="460" w:hRule="exact"/>
+              </w:trPr>
+              <w:tc>
+                <w:tcPr>
+                  <w:tcW w:type="dxa" w:w="10026"/>
+                  <w:tcBorders>
+                    <w:top w:val="none" w:color="FFFFFF" w:sz="0"/>
+                    <w:left w:val="none" w:color="FFFFFF" w:sz="0"/>
+                    <w:bottom w:val="dotted" w:color="9AA8BC" w:sz="6"/>
+                    <w:right w:val="none" w:color="FFFFFF" w:sz="0"/>
+                  </w:tcBorders>
+                  <w:tcMar>
+                    <w:left w:type="dxa" w:w="0"/>
+                    <w:bottom w:type="dxa" w:w="20"/>
+                    <w:right w:type="dxa" w:w="0"/>
+                  </w:tcMar>
+                  <w:vAlign w:val="bottom"/>
+                </w:tcPr>
+                <w:p>
+                  <w:pPr>
+                    <w:spacing w:after="0" w:before="0"/>
+                  </w:pPr>
+                  <w:r>
+                    <w:rPr>
+                      <w:rFonts w:ascii="Arial" w:cs="Arial" w:eastAsia="Arial" w:hAnsi="Arial"/>
+                      <w:color w:val="5A6B85"/>
+                      <w:sz w:val="21"/>
+                      <w:szCs w:val="21"/>
+                    </w:rPr>
+                    <w:t xml:space="preserve"/>
+                  </w:r>
+                </w:p>
+              </w:tc>
+            </w:tr>
+          </w:tbl>
           <w:p/>
         </w:tc>
       </w:tr>
@@ -1602,6 +1814,218 @@
                 <w:szCs w:val="21"/>
               </w:rPr>
               <w:t xml:space="preserve">Decode this ROT13 message: URYYB JBEYQ</w:t>
+            </w:r>
+          </w:p>
+          <w:tbl>
+            <w:tblPr>
+              <w:tblW w:type="dxa" w:w="10026"/>
+              <w:tblBorders>
+                <w:top w:val="single" w:color="auto" w:sz="4"/>
+                <w:left w:val="single" w:color="auto" w:sz="4"/>
+                <w:bottom w:val="single" w:color="auto" w:sz="4"/>
+                <w:right w:val="single" w:color="auto" w:sz="4"/>
+                <w:insideH w:val="single" w:color="auto" w:sz="4"/>
+                <w:insideV w:val="single" w:color="auto" w:sz="4"/>
+              </w:tblBorders>
+            </w:tblPr>
+            <w:tblGrid>
+              <w:gridCol w:w="10026"/>
+            </w:tblGrid>
+            <w:tr>
+              <w:trPr>
+                <w:cantSplit/>
+                <w:trHeight w:val="460" w:hRule="exact"/>
+              </w:trPr>
+              <w:tc>
+                <w:tcPr>
+                  <w:tcW w:type="dxa" w:w="10026"/>
+                  <w:tcBorders>
+                    <w:top w:val="none" w:color="FFFFFF" w:sz="0"/>
+                    <w:left w:val="none" w:color="FFFFFF" w:sz="0"/>
+                    <w:bottom w:val="dotted" w:color="9AA8BC" w:sz="6"/>
+                    <w:right w:val="none" w:color="FFFFFF" w:sz="0"/>
+                  </w:tcBorders>
+                  <w:tcMar>
+                    <w:left w:type="dxa" w:w="0"/>
+                    <w:bottom w:type="dxa" w:w="20"/>
+                    <w:right w:type="dxa" w:w="0"/>
+                  </w:tcMar>
+                  <w:vAlign w:val="bottom"/>
+                </w:tcPr>
+                <w:p>
+                  <w:pPr>
+                    <w:spacing w:after="0" w:before="0"/>
+                  </w:pPr>
+                  <w:r>
+                    <w:rPr>
+                      <w:rFonts w:ascii="Arial" w:cs="Arial" w:eastAsia="Arial" w:hAnsi="Arial"/>
+                      <w:color w:val="5A6B85"/>
+                      <w:sz w:val="21"/>
+                      <w:szCs w:val="21"/>
+                    </w:rPr>
+                    <w:t xml:space="preserve"/>
+                  </w:r>
+                </w:p>
+              </w:tc>
+            </w:tr>
+            <w:tr>
+              <w:trPr>
+                <w:cantSplit/>
+                <w:trHeight w:val="460" w:hRule="exact"/>
+              </w:trPr>
+              <w:tc>
+                <w:tcPr>
+                  <w:tcW w:type="dxa" w:w="10026"/>
+                  <w:tcBorders>
+                    <w:top w:val="none" w:color="FFFFFF" w:sz="0"/>
+                    <w:left w:val="none" w:color="FFFFFF" w:sz="0"/>
+                    <w:bottom w:val="dotted" w:color="9AA8BC" w:sz="6"/>
+                    <w:right w:val="none" w:color="FFFFFF" w:sz="0"/>
+                  </w:tcBorders>
+                  <w:tcMar>
+                    <w:left w:type="dxa" w:w="0"/>
+                    <w:bottom w:type="dxa" w:w="20"/>
+                    <w:right w:type="dxa" w:w="0"/>
+                  </w:tcMar>
+                  <w:vAlign w:val="bottom"/>
+                </w:tcPr>
+                <w:p>
+                  <w:pPr>
+                    <w:spacing w:after="0" w:before="0"/>
+                  </w:pPr>
+                  <w:r>
+                    <w:rPr>
+                      <w:rFonts w:ascii="Arial" w:cs="Arial" w:eastAsia="Arial" w:hAnsi="Arial"/>
+                      <w:color w:val="5A6B85"/>
+                      <w:sz w:val="21"/>
+                      <w:szCs w:val="21"/>
+                    </w:rPr>
+                    <w:t xml:space="preserve"/>
+                  </w:r>
+                </w:p>
+              </w:tc>
+            </w:tr>
+          </w:tbl>
+          <w:p>
+            <w:pPr>
+              <w:keepNext/>
+              <w:spacing w:after="60" w:before="120"/>
+            </w:pPr>
+            <w:r>
+              <w:rPr>
+                <w:rFonts w:ascii="Arial" w:cs="Arial" w:eastAsia="Arial" w:hAnsi="Arial"/>
+                <w:b/>
+                <w:bCs/>
+                <w:sz w:val="21"/>
+                <w:szCs w:val="21"/>
+              </w:rPr>
+              <w:t xml:space="preserve">What is HELLO in ROT13?</w:t>
+            </w:r>
+          </w:p>
+          <w:tbl>
+            <w:tblPr>
+              <w:tblW w:type="dxa" w:w="10026"/>
+              <w:tblBorders>
+                <w:top w:val="single" w:color="auto" w:sz="4"/>
+                <w:left w:val="single" w:color="auto" w:sz="4"/>
+                <w:bottom w:val="single" w:color="auto" w:sz="4"/>
+                <w:right w:val="single" w:color="auto" w:sz="4"/>
+                <w:insideH w:val="single" w:color="auto" w:sz="4"/>
+                <w:insideV w:val="single" w:color="auto" w:sz="4"/>
+              </w:tblBorders>
+            </w:tblPr>
+            <w:tblGrid>
+              <w:gridCol w:w="10026"/>
+            </w:tblGrid>
+            <w:tr>
+              <w:trPr>
+                <w:cantSplit/>
+                <w:trHeight w:val="460" w:hRule="exact"/>
+              </w:trPr>
+              <w:tc>
+                <w:tcPr>
+                  <w:tcW w:type="dxa" w:w="10026"/>
+                  <w:tcBorders>
+                    <w:top w:val="none" w:color="FFFFFF" w:sz="0"/>
+                    <w:left w:val="none" w:color="FFFFFF" w:sz="0"/>
+                    <w:bottom w:val="dotted" w:color="9AA8BC" w:sz="6"/>
+                    <w:right w:val="none" w:color="FFFFFF" w:sz="0"/>
+                  </w:tcBorders>
+                  <w:tcMar>
+                    <w:left w:type="dxa" w:w="0"/>
+                    <w:bottom w:type="dxa" w:w="20"/>
+                    <w:right w:type="dxa" w:w="0"/>
+                  </w:tcMar>
+                  <w:vAlign w:val="bottom"/>
+                </w:tcPr>
+                <w:p>
+                  <w:pPr>
+                    <w:spacing w:after="0" w:before="0"/>
+                  </w:pPr>
+                  <w:r>
+                    <w:rPr>
+                      <w:rFonts w:ascii="Arial" w:cs="Arial" w:eastAsia="Arial" w:hAnsi="Arial"/>
+                      <w:color w:val="5A6B85"/>
+                      <w:sz w:val="21"/>
+                      <w:szCs w:val="21"/>
+                    </w:rPr>
+                    <w:t xml:space="preserve"/>
+                  </w:r>
+                </w:p>
+              </w:tc>
+            </w:tr>
+            <w:tr>
+              <w:trPr>
+                <w:cantSplit/>
+                <w:trHeight w:val="460" w:hRule="exact"/>
+              </w:trPr>
+              <w:tc>
+                <w:tcPr>
+                  <w:tcW w:type="dxa" w:w="10026"/>
+                  <w:tcBorders>
+                    <w:top w:val="none" w:color="FFFFFF" w:sz="0"/>
+                    <w:left w:val="none" w:color="FFFFFF" w:sz="0"/>
+                    <w:bottom w:val="dotted" w:color="9AA8BC" w:sz="6"/>
+                    <w:right w:val="none" w:color="FFFFFF" w:sz="0"/>
+                  </w:tcBorders>
+                  <w:tcMar>
+                    <w:left w:type="dxa" w:w="0"/>
+                    <w:bottom w:type="dxa" w:w="20"/>
+                    <w:right w:type="dxa" w:w="0"/>
+                  </w:tcMar>
+                  <w:vAlign w:val="bottom"/>
+                </w:tcPr>
+                <w:p>
+                  <w:pPr>
+                    <w:spacing w:after="0" w:before="0"/>
+                  </w:pPr>
+                  <w:r>
+                    <w:rPr>
+                      <w:rFonts w:ascii="Arial" w:cs="Arial" w:eastAsia="Arial" w:hAnsi="Arial"/>
+                      <w:color w:val="5A6B85"/>
+                      <w:sz w:val="21"/>
+                      <w:szCs w:val="21"/>
+                    </w:rPr>
+                    <w:t xml:space="preserve"/>
+                  </w:r>
+                </w:p>
+              </w:tc>
+            </w:tr>
+          </w:tbl>
+          <w:p>
+            <w:pPr>
+              <w:keepNext/>
+              <w:spacing w:after="60" w:before="120"/>
+            </w:pPr>
+            <w:r>
+              <w:rPr>
+                <w:rFonts w:ascii="Arial" w:cs="Arial" w:eastAsia="Arial" w:hAnsi="Arial"/>
+                <w:b/>
+                <w:bCs/>
+                <w:sz w:val="21"/>
+                <w:szCs w:val="21"/>
+              </w:rPr>
+              <w:t xml:space="preserve">Why isn't ROT13 secure?</w:t>
             </w:r>
           </w:p>
           <w:tbl>
@@ -1977,6 +2401,218 @@
               </w:tc>
             </w:tr>
           </w:tbl>
+          <w:p>
+            <w:pPr>
+              <w:keepNext/>
+              <w:spacing w:after="60" w:before="120"/>
+            </w:pPr>
+            <w:r>
+              <w:rPr>
+                <w:rFonts w:ascii="Arial" w:cs="Arial" w:eastAsia="Arial" w:hAnsi="Arial"/>
+                <w:b/>
+                <w:bCs/>
+                <w:sz w:val="21"/>
+                <w:szCs w:val="21"/>
+              </w:rPr>
+              <w:t xml:space="preserve">What is an encryption key?</w:t>
+            </w:r>
+          </w:p>
+          <w:tbl>
+            <w:tblPr>
+              <w:tblW w:type="dxa" w:w="10026"/>
+              <w:tblBorders>
+                <w:top w:val="single" w:color="auto" w:sz="4"/>
+                <w:left w:val="single" w:color="auto" w:sz="4"/>
+                <w:bottom w:val="single" w:color="auto" w:sz="4"/>
+                <w:right w:val="single" w:color="auto" w:sz="4"/>
+                <w:insideH w:val="single" w:color="auto" w:sz="4"/>
+                <w:insideV w:val="single" w:color="auto" w:sz="4"/>
+              </w:tblBorders>
+            </w:tblPr>
+            <w:tblGrid>
+              <w:gridCol w:w="10026"/>
+            </w:tblGrid>
+            <w:tr>
+              <w:trPr>
+                <w:cantSplit/>
+                <w:trHeight w:val="460" w:hRule="exact"/>
+              </w:trPr>
+              <w:tc>
+                <w:tcPr>
+                  <w:tcW w:type="dxa" w:w="10026"/>
+                  <w:tcBorders>
+                    <w:top w:val="none" w:color="FFFFFF" w:sz="0"/>
+                    <w:left w:val="none" w:color="FFFFFF" w:sz="0"/>
+                    <w:bottom w:val="dotted" w:color="9AA8BC" w:sz="6"/>
+                    <w:right w:val="none" w:color="FFFFFF" w:sz="0"/>
+                  </w:tcBorders>
+                  <w:tcMar>
+                    <w:left w:type="dxa" w:w="0"/>
+                    <w:bottom w:type="dxa" w:w="20"/>
+                    <w:right w:type="dxa" w:w="0"/>
+                  </w:tcMar>
+                  <w:vAlign w:val="bottom"/>
+                </w:tcPr>
+                <w:p>
+                  <w:pPr>
+                    <w:spacing w:after="0" w:before="0"/>
+                  </w:pPr>
+                  <w:r>
+                    <w:rPr>
+                      <w:rFonts w:ascii="Arial" w:cs="Arial" w:eastAsia="Arial" w:hAnsi="Arial"/>
+                      <w:color w:val="5A6B85"/>
+                      <w:sz w:val="21"/>
+                      <w:szCs w:val="21"/>
+                    </w:rPr>
+                    <w:t xml:space="preserve"/>
+                  </w:r>
+                </w:p>
+              </w:tc>
+            </w:tr>
+            <w:tr>
+              <w:trPr>
+                <w:cantSplit/>
+                <w:trHeight w:val="460" w:hRule="exact"/>
+              </w:trPr>
+              <w:tc>
+                <w:tcPr>
+                  <w:tcW w:type="dxa" w:w="10026"/>
+                  <w:tcBorders>
+                    <w:top w:val="none" w:color="FFFFFF" w:sz="0"/>
+                    <w:left w:val="none" w:color="FFFFFF" w:sz="0"/>
+                    <w:bottom w:val="dotted" w:color="9AA8BC" w:sz="6"/>
+                    <w:right w:val="none" w:color="FFFFFF" w:sz="0"/>
+                  </w:tcBorders>
+                  <w:tcMar>
+                    <w:left w:type="dxa" w:w="0"/>
+                    <w:bottom w:type="dxa" w:w="20"/>
+                    <w:right w:type="dxa" w:w="0"/>
+                  </w:tcMar>
+                  <w:vAlign w:val="bottom"/>
+                </w:tcPr>
+                <w:p>
+                  <w:pPr>
+                    <w:spacing w:after="0" w:before="0"/>
+                  </w:pPr>
+                  <w:r>
+                    <w:rPr>
+                      <w:rFonts w:ascii="Arial" w:cs="Arial" w:eastAsia="Arial" w:hAnsi="Arial"/>
+                      <w:color w:val="5A6B85"/>
+                      <w:sz w:val="21"/>
+                      <w:szCs w:val="21"/>
+                    </w:rPr>
+                    <w:t xml:space="preserve"/>
+                  </w:r>
+                </w:p>
+              </w:tc>
+            </w:tr>
+          </w:tbl>
+          <w:p>
+            <w:pPr>
+              <w:keepNext/>
+              <w:spacing w:after="60" w:before="120"/>
+            </w:pPr>
+            <w:r>
+              <w:rPr>
+                <w:rFonts w:ascii="Arial" w:cs="Arial" w:eastAsia="Arial" w:hAnsi="Arial"/>
+                <w:b/>
+                <w:bCs/>
+                <w:sz w:val="21"/>
+                <w:szCs w:val="21"/>
+              </w:rPr>
+              <w:t xml:space="preserve">Why are master keys never sent over the network?</w:t>
+            </w:r>
+          </w:p>
+          <w:tbl>
+            <w:tblPr>
+              <w:tblW w:type="dxa" w:w="10026"/>
+              <w:tblBorders>
+                <w:top w:val="single" w:color="auto" w:sz="4"/>
+                <w:left w:val="single" w:color="auto" w:sz="4"/>
+                <w:bottom w:val="single" w:color="auto" w:sz="4"/>
+                <w:right w:val="single" w:color="auto" w:sz="4"/>
+                <w:insideH w:val="single" w:color="auto" w:sz="4"/>
+                <w:insideV w:val="single" w:color="auto" w:sz="4"/>
+              </w:tblBorders>
+            </w:tblPr>
+            <w:tblGrid>
+              <w:gridCol w:w="10026"/>
+            </w:tblGrid>
+            <w:tr>
+              <w:trPr>
+                <w:cantSplit/>
+                <w:trHeight w:val="460" w:hRule="exact"/>
+              </w:trPr>
+              <w:tc>
+                <w:tcPr>
+                  <w:tcW w:type="dxa" w:w="10026"/>
+                  <w:tcBorders>
+                    <w:top w:val="none" w:color="FFFFFF" w:sz="0"/>
+                    <w:left w:val="none" w:color="FFFFFF" w:sz="0"/>
+                    <w:bottom w:val="dotted" w:color="9AA8BC" w:sz="6"/>
+                    <w:right w:val="none" w:color="FFFFFF" w:sz="0"/>
+                  </w:tcBorders>
+                  <w:tcMar>
+                    <w:left w:type="dxa" w:w="0"/>
+                    <w:bottom w:type="dxa" w:w="20"/>
+                    <w:right w:type="dxa" w:w="0"/>
+                  </w:tcMar>
+                  <w:vAlign w:val="bottom"/>
+                </w:tcPr>
+                <w:p>
+                  <w:pPr>
+                    <w:spacing w:after="0" w:before="0"/>
+                  </w:pPr>
+                  <w:r>
+                    <w:rPr>
+                      <w:rFonts w:ascii="Arial" w:cs="Arial" w:eastAsia="Arial" w:hAnsi="Arial"/>
+                      <w:color w:val="5A6B85"/>
+                      <w:sz w:val="21"/>
+                      <w:szCs w:val="21"/>
+                    </w:rPr>
+                    <w:t xml:space="preserve"/>
+                  </w:r>
+                </w:p>
+              </w:tc>
+            </w:tr>
+            <w:tr>
+              <w:trPr>
+                <w:cantSplit/>
+                <w:trHeight w:val="460" w:hRule="exact"/>
+              </w:trPr>
+              <w:tc>
+                <w:tcPr>
+                  <w:tcW w:type="dxa" w:w="10026"/>
+                  <w:tcBorders>
+                    <w:top w:val="none" w:color="FFFFFF" w:sz="0"/>
+                    <w:left w:val="none" w:color="FFFFFF" w:sz="0"/>
+                    <w:bottom w:val="dotted" w:color="9AA8BC" w:sz="6"/>
+                    <w:right w:val="none" w:color="FFFFFF" w:sz="0"/>
+                  </w:tcBorders>
+                  <w:tcMar>
+                    <w:left w:type="dxa" w:w="0"/>
+                    <w:bottom w:type="dxa" w:w="20"/>
+                    <w:right w:type="dxa" w:w="0"/>
+                  </w:tcMar>
+                  <w:vAlign w:val="bottom"/>
+                </w:tcPr>
+                <w:p>
+                  <w:pPr>
+                    <w:spacing w:after="0" w:before="0"/>
+                  </w:pPr>
+                  <w:r>
+                    <w:rPr>
+                      <w:rFonts w:ascii="Arial" w:cs="Arial" w:eastAsia="Arial" w:hAnsi="Arial"/>
+                      <w:color w:val="5A6B85"/>
+                      <w:sz w:val="21"/>
+                      <w:szCs w:val="21"/>
+                    </w:rPr>
+                    <w:t xml:space="preserve"/>
+                  </w:r>
+                </w:p>
+              </w:tc>
+            </w:tr>
+          </w:tbl>
           <w:p/>
         </w:tc>
       </w:tr>
@@ -2168,6 +2804,218 @@
                 <w:szCs w:val="21"/>
               </w:rPr>
               <w:t xml:space="preserve">Why must a private key never be shared?</w:t>
+            </w:r>
+          </w:p>
+          <w:tbl>
+            <w:tblPr>
+              <w:tblW w:type="dxa" w:w="10026"/>
+              <w:tblBorders>
+                <w:top w:val="single" w:color="auto" w:sz="4"/>
+                <w:left w:val="single" w:color="auto" w:sz="4"/>
+                <w:bottom w:val="single" w:color="auto" w:sz="4"/>
+                <w:right w:val="single" w:color="auto" w:sz="4"/>
+                <w:insideH w:val="single" w:color="auto" w:sz="4"/>
+                <w:insideV w:val="single" w:color="auto" w:sz="4"/>
+              </w:tblBorders>
+            </w:tblPr>
+            <w:tblGrid>
+              <w:gridCol w:w="10026"/>
+            </w:tblGrid>
+            <w:tr>
+              <w:trPr>
+                <w:cantSplit/>
+                <w:trHeight w:val="460" w:hRule="exact"/>
+              </w:trPr>
+              <w:tc>
+                <w:tcPr>
+                  <w:tcW w:type="dxa" w:w="10026"/>
+                  <w:tcBorders>
+                    <w:top w:val="none" w:color="FFFFFF" w:sz="0"/>
+                    <w:left w:val="none" w:color="FFFFFF" w:sz="0"/>
+                    <w:bottom w:val="dotted" w:color="9AA8BC" w:sz="6"/>
+                    <w:right w:val="none" w:color="FFFFFF" w:sz="0"/>
+                  </w:tcBorders>
+                  <w:tcMar>
+                    <w:left w:type="dxa" w:w="0"/>
+                    <w:bottom w:type="dxa" w:w="20"/>
+                    <w:right w:type="dxa" w:w="0"/>
+                  </w:tcMar>
+                  <w:vAlign w:val="bottom"/>
+                </w:tcPr>
+                <w:p>
+                  <w:pPr>
+                    <w:spacing w:after="0" w:before="0"/>
+                  </w:pPr>
+                  <w:r>
+                    <w:rPr>
+                      <w:rFonts w:ascii="Arial" w:cs="Arial" w:eastAsia="Arial" w:hAnsi="Arial"/>
+                      <w:color w:val="5A6B85"/>
+                      <w:sz w:val="21"/>
+                      <w:szCs w:val="21"/>
+                    </w:rPr>
+                    <w:t xml:space="preserve"/>
+                  </w:r>
+                </w:p>
+              </w:tc>
+            </w:tr>
+            <w:tr>
+              <w:trPr>
+                <w:cantSplit/>
+                <w:trHeight w:val="460" w:hRule="exact"/>
+              </w:trPr>
+              <w:tc>
+                <w:tcPr>
+                  <w:tcW w:type="dxa" w:w="10026"/>
+                  <w:tcBorders>
+                    <w:top w:val="none" w:color="FFFFFF" w:sz="0"/>
+                    <w:left w:val="none" w:color="FFFFFF" w:sz="0"/>
+                    <w:bottom w:val="dotted" w:color="9AA8BC" w:sz="6"/>
+                    <w:right w:val="none" w:color="FFFFFF" w:sz="0"/>
+                  </w:tcBorders>
+                  <w:tcMar>
+                    <w:left w:type="dxa" w:w="0"/>
+                    <w:bottom w:type="dxa" w:w="20"/>
+                    <w:right w:type="dxa" w:w="0"/>
+                  </w:tcMar>
+                  <w:vAlign w:val="bottom"/>
+                </w:tcPr>
+                <w:p>
+                  <w:pPr>
+                    <w:spacing w:after="0" w:before="0"/>
+                  </w:pPr>
+                  <w:r>
+                    <w:rPr>
+                      <w:rFonts w:ascii="Arial" w:cs="Arial" w:eastAsia="Arial" w:hAnsi="Arial"/>
+                      <w:color w:val="5A6B85"/>
+                      <w:sz w:val="21"/>
+                      <w:szCs w:val="21"/>
+                    </w:rPr>
+                    <w:t xml:space="preserve"/>
+                  </w:r>
+                </w:p>
+              </w:tc>
+            </w:tr>
+          </w:tbl>
+          <w:p>
+            <w:pPr>
+              <w:keepNext/>
+              <w:spacing w:after="60" w:before="120"/>
+            </w:pPr>
+            <w:r>
+              <w:rPr>
+                <w:rFonts w:ascii="Arial" w:cs="Arial" w:eastAsia="Arial" w:hAnsi="Arial"/>
+                <w:b/>
+                <w:bCs/>
+                <w:sz w:val="21"/>
+                <w:szCs w:val="21"/>
+              </w:rPr>
+              <w:t xml:space="preserve">Which key can be shared with anyone?</w:t>
+            </w:r>
+          </w:p>
+          <w:tbl>
+            <w:tblPr>
+              <w:tblW w:type="dxa" w:w="10026"/>
+              <w:tblBorders>
+                <w:top w:val="single" w:color="auto" w:sz="4"/>
+                <w:left w:val="single" w:color="auto" w:sz="4"/>
+                <w:bottom w:val="single" w:color="auto" w:sz="4"/>
+                <w:right w:val="single" w:color="auto" w:sz="4"/>
+                <w:insideH w:val="single" w:color="auto" w:sz="4"/>
+                <w:insideV w:val="single" w:color="auto" w:sz="4"/>
+              </w:tblBorders>
+            </w:tblPr>
+            <w:tblGrid>
+              <w:gridCol w:w="10026"/>
+            </w:tblGrid>
+            <w:tr>
+              <w:trPr>
+                <w:cantSplit/>
+                <w:trHeight w:val="460" w:hRule="exact"/>
+              </w:trPr>
+              <w:tc>
+                <w:tcPr>
+                  <w:tcW w:type="dxa" w:w="10026"/>
+                  <w:tcBorders>
+                    <w:top w:val="none" w:color="FFFFFF" w:sz="0"/>
+                    <w:left w:val="none" w:color="FFFFFF" w:sz="0"/>
+                    <w:bottom w:val="dotted" w:color="9AA8BC" w:sz="6"/>
+                    <w:right w:val="none" w:color="FFFFFF" w:sz="0"/>
+                  </w:tcBorders>
+                  <w:tcMar>
+                    <w:left w:type="dxa" w:w="0"/>
+                    <w:bottom w:type="dxa" w:w="20"/>
+                    <w:right w:type="dxa" w:w="0"/>
+                  </w:tcMar>
+                  <w:vAlign w:val="bottom"/>
+                </w:tcPr>
+                <w:p>
+                  <w:pPr>
+                    <w:spacing w:after="0" w:before="0"/>
+                  </w:pPr>
+                  <w:r>
+                    <w:rPr>
+                      <w:rFonts w:ascii="Arial" w:cs="Arial" w:eastAsia="Arial" w:hAnsi="Arial"/>
+                      <w:color w:val="5A6B85"/>
+                      <w:sz w:val="21"/>
+                      <w:szCs w:val="21"/>
+                    </w:rPr>
+                    <w:t xml:space="preserve"/>
+                  </w:r>
+                </w:p>
+              </w:tc>
+            </w:tr>
+            <w:tr>
+              <w:trPr>
+                <w:cantSplit/>
+                <w:trHeight w:val="460" w:hRule="exact"/>
+              </w:trPr>
+              <w:tc>
+                <w:tcPr>
+                  <w:tcW w:type="dxa" w:w="10026"/>
+                  <w:tcBorders>
+                    <w:top w:val="none" w:color="FFFFFF" w:sz="0"/>
+                    <w:left w:val="none" w:color="FFFFFF" w:sz="0"/>
+                    <w:bottom w:val="dotted" w:color="9AA8BC" w:sz="6"/>
+                    <w:right w:val="none" w:color="FFFFFF" w:sz="0"/>
+                  </w:tcBorders>
+                  <w:tcMar>
+                    <w:left w:type="dxa" w:w="0"/>
+                    <w:bottom w:type="dxa" w:w="20"/>
+                    <w:right w:type="dxa" w:w="0"/>
+                  </w:tcMar>
+                  <w:vAlign w:val="bottom"/>
+                </w:tcPr>
+                <w:p>
+                  <w:pPr>
+                    <w:spacing w:after="0" w:before="0"/>
+                  </w:pPr>
+                  <w:r>
+                    <w:rPr>
+                      <w:rFonts w:ascii="Arial" w:cs="Arial" w:eastAsia="Arial" w:hAnsi="Arial"/>
+                      <w:color w:val="5A6B85"/>
+                      <w:sz w:val="21"/>
+                      <w:szCs w:val="21"/>
+                    </w:rPr>
+                    <w:t xml:space="preserve"/>
+                  </w:r>
+                </w:p>
+              </w:tc>
+            </w:tr>
+          </w:tbl>
+          <w:p>
+            <w:pPr>
+              <w:keepNext/>
+              <w:spacing w:after="60" w:before="120"/>
+            </w:pPr>
+            <w:r>
+              <w:rPr>
+                <w:rFonts w:ascii="Arial" w:cs="Arial" w:eastAsia="Arial" w:hAnsi="Arial"/>
+                <w:b/>
+                <w:bCs/>
+                <w:sz w:val="21"/>
+                <w:szCs w:val="21"/>
+              </w:rPr>
+              <w:t xml:space="preserve">What happens if someone gets hold of your private key?</w:t>
             </w:r>
           </w:p>
           <w:tbl>
@@ -2543,6 +3391,112 @@
               </w:tc>
             </w:tr>
           </w:tbl>
+          <w:p>
+            <w:pPr>
+              <w:keepNext/>
+              <w:spacing w:after="60" w:before="120"/>
+            </w:pPr>
+            <w:r>
+              <w:rPr>
+                <w:rFonts w:ascii="Arial" w:cs="Arial" w:eastAsia="Arial" w:hAnsi="Arial"/>
+                <w:b/>
+                <w:bCs/>
+                <w:sz w:val="21"/>
+                <w:szCs w:val="21"/>
+              </w:rPr>
+              <w:t xml:space="preserve">What does WPA2 do before any data is sent?</w:t>
+            </w:r>
+          </w:p>
+          <w:tbl>
+            <w:tblPr>
+              <w:tblW w:type="dxa" w:w="10026"/>
+              <w:tblBorders>
+                <w:top w:val="single" w:color="auto" w:sz="4"/>
+                <w:left w:val="single" w:color="auto" w:sz="4"/>
+                <w:bottom w:val="single" w:color="auto" w:sz="4"/>
+                <w:right w:val="single" w:color="auto" w:sz="4"/>
+                <w:insideH w:val="single" w:color="auto" w:sz="4"/>
+                <w:insideV w:val="single" w:color="auto" w:sz="4"/>
+              </w:tblBorders>
+            </w:tblPr>
+            <w:tblGrid>
+              <w:gridCol w:w="10026"/>
+            </w:tblGrid>
+            <w:tr>
+              <w:trPr>
+                <w:cantSplit/>
+                <w:trHeight w:val="460" w:hRule="exact"/>
+              </w:trPr>
+              <w:tc>
+                <w:tcPr>
+                  <w:tcW w:type="dxa" w:w="10026"/>
+                  <w:tcBorders>
+                    <w:top w:val="none" w:color="FFFFFF" w:sz="0"/>
+                    <w:left w:val="none" w:color="FFFFFF" w:sz="0"/>
+                    <w:bottom w:val="dotted" w:color="9AA8BC" w:sz="6"/>
+                    <w:right w:val="none" w:color="FFFFFF" w:sz="0"/>
+                  </w:tcBorders>
+                  <w:tcMar>
+                    <w:left w:type="dxa" w:w="0"/>
+                    <w:bottom w:type="dxa" w:w="20"/>
+                    <w:right w:type="dxa" w:w="0"/>
+                  </w:tcMar>
+                  <w:vAlign w:val="bottom"/>
+                </w:tcPr>
+                <w:p>
+                  <w:pPr>
+                    <w:spacing w:after="0" w:before="0"/>
+                  </w:pPr>
+                  <w:r>
+                    <w:rPr>
+                      <w:rFonts w:ascii="Arial" w:cs="Arial" w:eastAsia="Arial" w:hAnsi="Arial"/>
+                      <w:color w:val="5A6B85"/>
+                      <w:sz w:val="21"/>
+                      <w:szCs w:val="21"/>
+                    </w:rPr>
+                    <w:t xml:space="preserve"/>
+                  </w:r>
+                </w:p>
+              </w:tc>
+            </w:tr>
+            <w:tr>
+              <w:trPr>
+                <w:cantSplit/>
+                <w:trHeight w:val="460" w:hRule="exact"/>
+              </w:trPr>
+              <w:tc>
+                <w:tcPr>
+                  <w:tcW w:type="dxa" w:w="10026"/>
+                  <w:tcBorders>
+                    <w:top w:val="none" w:color="FFFFFF" w:sz="0"/>
+                    <w:left w:val="none" w:color="FFFFFF" w:sz="0"/>
+                    <w:bottom w:val="dotted" w:color="9AA8BC" w:sz="6"/>
+                    <w:right w:val="none" w:color="FFFFFF" w:sz="0"/>
+                  </w:tcBorders>
+                  <w:tcMar>
+                    <w:left w:type="dxa" w:w="0"/>
+                    <w:bottom w:type="dxa" w:w="20"/>
+                    <w:right w:type="dxa" w:w="0"/>
+                  </w:tcMar>
+                  <w:vAlign w:val="bottom"/>
+                </w:tcPr>
+                <w:p>
+                  <w:pPr>
+                    <w:spacing w:after="0" w:before="0"/>
+                  </w:pPr>
+                  <w:r>
+                    <w:rPr>
+                      <w:rFonts w:ascii="Arial" w:cs="Arial" w:eastAsia="Arial" w:hAnsi="Arial"/>
+                      <w:color w:val="5A6B85"/>
+                      <w:sz w:val="21"/>
+                      <w:szCs w:val="21"/>
+                    </w:rPr>
+                    <w:t xml:space="preserve"/>
+                  </w:r>
+                </w:p>
+              </w:tc>
+            </w:tr>
+          </w:tbl>
           <w:p/>
         </w:tc>
       </w:tr>
@@ -2734,6 +3688,218 @@
                 <w:szCs w:val="21"/>
               </w:rPr>
               <w:t xml:space="preserve">Why is it risky to use online banking on an open café network?</w:t>
+            </w:r>
+          </w:p>
+          <w:tbl>
+            <w:tblPr>
+              <w:tblW w:type="dxa" w:w="10026"/>
+              <w:tblBorders>
+                <w:top w:val="single" w:color="auto" w:sz="4"/>
+                <w:left w:val="single" w:color="auto" w:sz="4"/>
+                <w:bottom w:val="single" w:color="auto" w:sz="4"/>
+                <w:right w:val="single" w:color="auto" w:sz="4"/>
+                <w:insideH w:val="single" w:color="auto" w:sz="4"/>
+                <w:insideV w:val="single" w:color="auto" w:sz="4"/>
+              </w:tblBorders>
+            </w:tblPr>
+            <w:tblGrid>
+              <w:gridCol w:w="10026"/>
+            </w:tblGrid>
+            <w:tr>
+              <w:trPr>
+                <w:cantSplit/>
+                <w:trHeight w:val="460" w:hRule="exact"/>
+              </w:trPr>
+              <w:tc>
+                <w:tcPr>
+                  <w:tcW w:type="dxa" w:w="10026"/>
+                  <w:tcBorders>
+                    <w:top w:val="none" w:color="FFFFFF" w:sz="0"/>
+                    <w:left w:val="none" w:color="FFFFFF" w:sz="0"/>
+                    <w:bottom w:val="dotted" w:color="9AA8BC" w:sz="6"/>
+                    <w:right w:val="none" w:color="FFFFFF" w:sz="0"/>
+                  </w:tcBorders>
+                  <w:tcMar>
+                    <w:left w:type="dxa" w:w="0"/>
+                    <w:bottom w:type="dxa" w:w="20"/>
+                    <w:right w:type="dxa" w:w="0"/>
+                  </w:tcMar>
+                  <w:vAlign w:val="bottom"/>
+                </w:tcPr>
+                <w:p>
+                  <w:pPr>
+                    <w:spacing w:after="0" w:before="0"/>
+                  </w:pPr>
+                  <w:r>
+                    <w:rPr>
+                      <w:rFonts w:ascii="Arial" w:cs="Arial" w:eastAsia="Arial" w:hAnsi="Arial"/>
+                      <w:color w:val="5A6B85"/>
+                      <w:sz w:val="21"/>
+                      <w:szCs w:val="21"/>
+                    </w:rPr>
+                    <w:t xml:space="preserve"/>
+                  </w:r>
+                </w:p>
+              </w:tc>
+            </w:tr>
+            <w:tr>
+              <w:trPr>
+                <w:cantSplit/>
+                <w:trHeight w:val="460" w:hRule="exact"/>
+              </w:trPr>
+              <w:tc>
+                <w:tcPr>
+                  <w:tcW w:type="dxa" w:w="10026"/>
+                  <w:tcBorders>
+                    <w:top w:val="none" w:color="FFFFFF" w:sz="0"/>
+                    <w:left w:val="none" w:color="FFFFFF" w:sz="0"/>
+                    <w:bottom w:val="dotted" w:color="9AA8BC" w:sz="6"/>
+                    <w:right w:val="none" w:color="FFFFFF" w:sz="0"/>
+                  </w:tcBorders>
+                  <w:tcMar>
+                    <w:left w:type="dxa" w:w="0"/>
+                    <w:bottom w:type="dxa" w:w="20"/>
+                    <w:right w:type="dxa" w:w="0"/>
+                  </w:tcMar>
+                  <w:vAlign w:val="bottom"/>
+                </w:tcPr>
+                <w:p>
+                  <w:pPr>
+                    <w:spacing w:after="0" w:before="0"/>
+                  </w:pPr>
+                  <w:r>
+                    <w:rPr>
+                      <w:rFonts w:ascii="Arial" w:cs="Arial" w:eastAsia="Arial" w:hAnsi="Arial"/>
+                      <w:color w:val="5A6B85"/>
+                      <w:sz w:val="21"/>
+                      <w:szCs w:val="21"/>
+                    </w:rPr>
+                    <w:t xml:space="preserve"/>
+                  </w:r>
+                </w:p>
+              </w:tc>
+            </w:tr>
+          </w:tbl>
+          <w:p>
+            <w:pPr>
+              <w:keepNext/>
+              <w:spacing w:after="60" w:before="120"/>
+            </w:pPr>
+            <w:r>
+              <w:rPr>
+                <w:rFonts w:ascii="Arial" w:cs="Arial" w:eastAsia="Arial" w:hAnsi="Arial"/>
+                <w:b/>
+                <w:bCs/>
+                <w:sz w:val="21"/>
+                <w:szCs w:val="21"/>
+              </w:rPr>
+              <w:t xml:space="preserve">Which network is the safest to use?</w:t>
+            </w:r>
+          </w:p>
+          <w:tbl>
+            <w:tblPr>
+              <w:tblW w:type="dxa" w:w="10026"/>
+              <w:tblBorders>
+                <w:top w:val="single" w:color="auto" w:sz="4"/>
+                <w:left w:val="single" w:color="auto" w:sz="4"/>
+                <w:bottom w:val="single" w:color="auto" w:sz="4"/>
+                <w:right w:val="single" w:color="auto" w:sz="4"/>
+                <w:insideH w:val="single" w:color="auto" w:sz="4"/>
+                <w:insideV w:val="single" w:color="auto" w:sz="4"/>
+              </w:tblBorders>
+            </w:tblPr>
+            <w:tblGrid>
+              <w:gridCol w:w="10026"/>
+            </w:tblGrid>
+            <w:tr>
+              <w:trPr>
+                <w:cantSplit/>
+                <w:trHeight w:val="460" w:hRule="exact"/>
+              </w:trPr>
+              <w:tc>
+                <w:tcPr>
+                  <w:tcW w:type="dxa" w:w="10026"/>
+                  <w:tcBorders>
+                    <w:top w:val="none" w:color="FFFFFF" w:sz="0"/>
+                    <w:left w:val="none" w:color="FFFFFF" w:sz="0"/>
+                    <w:bottom w:val="dotted" w:color="9AA8BC" w:sz="6"/>
+                    <w:right w:val="none" w:color="FFFFFF" w:sz="0"/>
+                  </w:tcBorders>
+                  <w:tcMar>
+                    <w:left w:type="dxa" w:w="0"/>
+                    <w:bottom w:type="dxa" w:w="20"/>
+                    <w:right w:type="dxa" w:w="0"/>
+                  </w:tcMar>
+                  <w:vAlign w:val="bottom"/>
+                </w:tcPr>
+                <w:p>
+                  <w:pPr>
+                    <w:spacing w:after="0" w:before="0"/>
+                  </w:pPr>
+                  <w:r>
+                    <w:rPr>
+                      <w:rFonts w:ascii="Arial" w:cs="Arial" w:eastAsia="Arial" w:hAnsi="Arial"/>
+                      <w:color w:val="5A6B85"/>
+                      <w:sz w:val="21"/>
+                      <w:szCs w:val="21"/>
+                    </w:rPr>
+                    <w:t xml:space="preserve"/>
+                  </w:r>
+                </w:p>
+              </w:tc>
+            </w:tr>
+            <w:tr>
+              <w:trPr>
+                <w:cantSplit/>
+                <w:trHeight w:val="460" w:hRule="exact"/>
+              </w:trPr>
+              <w:tc>
+                <w:tcPr>
+                  <w:tcW w:type="dxa" w:w="10026"/>
+                  <w:tcBorders>
+                    <w:top w:val="none" w:color="FFFFFF" w:sz="0"/>
+                    <w:left w:val="none" w:color="FFFFFF" w:sz="0"/>
+                    <w:bottom w:val="dotted" w:color="9AA8BC" w:sz="6"/>
+                    <w:right w:val="none" w:color="FFFFFF" w:sz="0"/>
+                  </w:tcBorders>
+                  <w:tcMar>
+                    <w:left w:type="dxa" w:w="0"/>
+                    <w:bottom w:type="dxa" w:w="20"/>
+                    <w:right w:type="dxa" w:w="0"/>
+                  </w:tcMar>
+                  <w:vAlign w:val="bottom"/>
+                </w:tcPr>
+                <w:p>
+                  <w:pPr>
+                    <w:spacing w:after="0" w:before="0"/>
+                  </w:pPr>
+                  <w:r>
+                    <w:rPr>
+                      <w:rFonts w:ascii="Arial" w:cs="Arial" w:eastAsia="Arial" w:hAnsi="Arial"/>
+                      <w:color w:val="5A6B85"/>
+                      <w:sz w:val="21"/>
+                      <w:szCs w:val="21"/>
+                    </w:rPr>
+                    <w:t xml:space="preserve"/>
+                  </w:r>
+                </w:p>
+              </w:tc>
+            </w:tr>
+          </w:tbl>
+          <w:p>
+            <w:pPr>
+              <w:keepNext/>
+              <w:spacing w:after="60" w:before="120"/>
+            </w:pPr>
+            <w:r>
+              <w:rPr>
+                <w:rFonts w:ascii="Arial" w:cs="Arial" w:eastAsia="Arial" w:hAnsi="Arial"/>
+                <w:b/>
+                <w:bCs/>
+                <w:sz w:val="21"/>
+                <w:szCs w:val="21"/>
+              </w:rPr>
+              <w:t xml:space="preserve">Why does the strength of the Wi-Fi password matter?</w:t>
             </w:r>
           </w:p>
           <w:tbl>
@@ -3857,7 +5023,7 @@
                 <w:sz w:val="21"/>
                 <w:szCs w:val="21"/>
               </w:rPr>
-              <w:t xml:space="preserve">a)  Explain why data sent over Wi-Fi should be encrypted.  </w:t>
+              <w:t xml:space="preserve">a)  Explain why wireless traffic needs encrypting more urgently than traffic on a cable.  </w:t>
             </w:r>
             <w:r>
               <w:rPr>
@@ -3866,7 +5032,7 @@
                 <w:sz w:val="21"/>
                 <w:szCs w:val="21"/>
               </w:rPr>
-              <w:t xml:space="preserve">[2]</w:t>
+              <w:t xml:space="preserve">[3]</w:t>
             </w:r>
           </w:p>
           <w:tbl>
@@ -3958,6 +5124,43 @@
                 </w:p>
               </w:tc>
             </w:tr>
+            <w:tr>
+              <w:trPr>
+                <w:cantSplit/>
+                <w:trHeight w:val="460" w:hRule="exact"/>
+              </w:trPr>
+              <w:tc>
+                <w:tcPr>
+                  <w:tcW w:type="dxa" w:w="10026"/>
+                  <w:tcBorders>
+                    <w:top w:val="none" w:color="FFFFFF" w:sz="0"/>
+                    <w:left w:val="none" w:color="FFFFFF" w:sz="0"/>
+                    <w:bottom w:val="dotted" w:color="9AA8BC" w:sz="6"/>
+                    <w:right w:val="none" w:color="FFFFFF" w:sz="0"/>
+                  </w:tcBorders>
+                  <w:tcMar>
+                    <w:left w:type="dxa" w:w="0"/>
+                    <w:bottom w:type="dxa" w:w="20"/>
+                    <w:right w:type="dxa" w:w="0"/>
+                  </w:tcMar>
+                  <w:vAlign w:val="bottom"/>
+                </w:tcPr>
+                <w:p>
+                  <w:pPr>
+                    <w:spacing w:after="0" w:before="0"/>
+                  </w:pPr>
+                  <w:r>
+                    <w:rPr>
+                      <w:rFonts w:ascii="Arial" w:cs="Arial" w:eastAsia="Arial" w:hAnsi="Arial"/>
+                      <w:color w:val="5A6B85"/>
+                      <w:sz w:val="21"/>
+                      <w:szCs w:val="21"/>
+                    </w:rPr>
+                    <w:t xml:space="preserve"/>
+                  </w:r>
+                </w:p>
+              </w:tc>
+            </w:tr>
           </w:tbl>
           <w:p>
             <w:pPr>
@@ -3972,7 +5175,7 @@
                 <w:sz w:val="21"/>
                 <w:szCs w:val="21"/>
               </w:rPr>
-              <w:t xml:space="preserve">b)  Describe the difference between a public key and a private key.  </w:t>
+              <w:t xml:space="preserve">b)  Describe how a public key and a private key are used together.  </w:t>
             </w:r>
             <w:r>
               <w:rPr>
@@ -3981,7 +5184,7 @@
                 <w:sz w:val="21"/>
                 <w:szCs w:val="21"/>
               </w:rPr>
-              <w:t xml:space="preserve">[2]</w:t>
+              <w:t xml:space="preserve">[4]</w:t>
             </w:r>
           </w:p>
           <w:tbl>
@@ -4110,6 +5313,43 @@
                 </w:p>
               </w:tc>
             </w:tr>
+            <w:tr>
+              <w:trPr>
+                <w:cantSplit/>
+                <w:trHeight w:val="460" w:hRule="exact"/>
+              </w:trPr>
+              <w:tc>
+                <w:tcPr>
+                  <w:tcW w:type="dxa" w:w="10026"/>
+                  <w:tcBorders>
+                    <w:top w:val="none" w:color="FFFFFF" w:sz="0"/>
+                    <w:left w:val="none" w:color="FFFFFF" w:sz="0"/>
+                    <w:bottom w:val="dotted" w:color="9AA8BC" w:sz="6"/>
+                    <w:right w:val="none" w:color="FFFFFF" w:sz="0"/>
+                  </w:tcBorders>
+                  <w:tcMar>
+                    <w:left w:type="dxa" w:w="0"/>
+                    <w:bottom w:type="dxa" w:w="20"/>
+                    <w:right w:type="dxa" w:w="0"/>
+                  </w:tcMar>
+                  <w:vAlign w:val="bottom"/>
+                </w:tcPr>
+                <w:p>
+                  <w:pPr>
+                    <w:spacing w:after="0" w:before="0"/>
+                  </w:pPr>
+                  <w:r>
+                    <w:rPr>
+                      <w:rFonts w:ascii="Arial" w:cs="Arial" w:eastAsia="Arial" w:hAnsi="Arial"/>
+                      <w:color w:val="5A6B85"/>
+                      <w:sz w:val="21"/>
+                      <w:szCs w:val="21"/>
+                    </w:rPr>
+                    <w:t xml:space="preserve"/>
+                  </w:r>
+                </w:p>
+              </w:tc>
+            </w:tr>
           </w:tbl>
           <w:p>
             <w:pPr>
@@ -4124,7 +5364,7 @@
                 <w:sz w:val="21"/>
                 <w:szCs w:val="21"/>
               </w:rPr>
-              <w:t xml:space="preserve">c)  Explain why a private key should never be shared.  </w:t>
+              <w:t xml:space="preserve">c)  Explain why the Wi-Fi key itself is never sent between the device and the access point.  </w:t>
             </w:r>
             <w:r>
               <w:rPr>
@@ -4133,7 +5373,7 @@
                 <w:sz w:val="21"/>
                 <w:szCs w:val="21"/>
               </w:rPr>
-              <w:t xml:space="preserve">[2]</w:t>
+              <w:t xml:space="preserve">[3]</w:t>
             </w:r>
           </w:p>
           <w:tbl>
@@ -4151,6 +5391,43 @@
             <w:tblGrid>
               <w:gridCol w:w="10026"/>
             </w:tblGrid>
+            <w:tr>
+              <w:trPr>
+                <w:cantSplit/>
+                <w:trHeight w:val="460" w:hRule="exact"/>
+              </w:trPr>
+              <w:tc>
+                <w:tcPr>
+                  <w:tcW w:type="dxa" w:w="10026"/>
+                  <w:tcBorders>
+                    <w:top w:val="none" w:color="FFFFFF" w:sz="0"/>
+                    <w:left w:val="none" w:color="FFFFFF" w:sz="0"/>
+                    <w:bottom w:val="dotted" w:color="9AA8BC" w:sz="6"/>
+                    <w:right w:val="none" w:color="FFFFFF" w:sz="0"/>
+                  </w:tcBorders>
+                  <w:tcMar>
+                    <w:left w:type="dxa" w:w="0"/>
+                    <w:bottom w:type="dxa" w:w="20"/>
+                    <w:right w:type="dxa" w:w="0"/>
+                  </w:tcMar>
+                  <w:vAlign w:val="bottom"/>
+                </w:tcPr>
+                <w:p>
+                  <w:pPr>
+                    <w:spacing w:after="0" w:before="0"/>
+                  </w:pPr>
+                  <w:r>
+                    <w:rPr>
+                      <w:rFonts w:ascii="Arial" w:cs="Arial" w:eastAsia="Arial" w:hAnsi="Arial"/>
+                      <w:color w:val="5A6B85"/>
+                      <w:sz w:val="21"/>
+                      <w:szCs w:val="21"/>
+                    </w:rPr>
+                    <w:t xml:space="preserve"/>
+                  </w:r>
+                </w:p>
+              </w:tc>
+            </w:tr>
             <w:tr>
               <w:trPr>
                 <w:cantSplit/>
